--- a/Milestone Outline (10.15).docx
+++ b/Milestone Outline (10.15).docx
@@ -5,654 +5,530 @@
     <w:p>
       <w:pPr>
         <w:rPr>
-          <w:rFonts w:ascii="SF UI  Text" w:hAnsi="SF UI  Text"/>
-          <w:sz w:val="24"/>
-          <w:szCs w:val="24"/>
-        </w:rPr>
-      </w:pPr>
-      <w:r>
-        <w:rPr>
-          <w:rFonts w:ascii="SF UI  Text" w:hAnsi="SF UI  Text"/>
-          <w:sz w:val="24"/>
-          <w:szCs w:val="24"/>
-        </w:rPr>
-        <w:t>You are walking through a dark forest and find two items: a MATCH and a FLASHLIGHT. Which</w:t>
-      </w:r>
-      <w:r>
-        <w:rPr>
-          <w:rFonts w:ascii="SF UI  Text" w:hAnsi="SF UI  Text"/>
-          <w:sz w:val="24"/>
-          <w:szCs w:val="24"/>
-        </w:rPr>
-        <w:t xml:space="preserve"> </w:t>
-      </w:r>
-      <w:r>
-        <w:rPr>
-          <w:rFonts w:ascii="SF UI  Text" w:hAnsi="SF UI  Text"/>
-          <w:sz w:val="24"/>
-          <w:szCs w:val="24"/>
-        </w:rPr>
-        <w:t>one do you want to pick up?</w:t>
+          <w:rFonts w:ascii="Arial" w:hAnsi="Arial" w:cs="Arial"/>
+          <w:b/>
+          <w:bCs/>
+          <w:sz w:val="40"/>
+          <w:szCs w:val="40"/>
+        </w:rPr>
+      </w:pPr>
+      <w:r>
+        <w:rPr>
+          <w:rFonts w:ascii="Arial" w:hAnsi="Arial" w:cs="Arial"/>
+          <w:b/>
+          <w:bCs/>
+          <w:sz w:val="40"/>
+          <w:szCs w:val="40"/>
+        </w:rPr>
+        <w:t>Adventure Game Outline</w:t>
+      </w:r>
+    </w:p>
+    <w:p>
+      <w:pPr>
+        <w:rPr>
+          <w:rFonts w:ascii="Arial" w:hAnsi="Arial" w:cs="Arial"/>
+          <w:sz w:val="24"/>
+          <w:szCs w:val="24"/>
+        </w:rPr>
+      </w:pPr>
+    </w:p>
+    <w:p>
+      <w:pPr>
+        <w:rPr>
+          <w:rFonts w:ascii="Arial" w:hAnsi="Arial" w:cs="Arial"/>
+          <w:sz w:val="24"/>
+          <w:szCs w:val="24"/>
+        </w:rPr>
+      </w:pPr>
+      <w:r>
+        <w:rPr>
+          <w:rFonts w:ascii="Arial" w:hAnsi="Arial" w:cs="Arial"/>
+          <w:sz w:val="24"/>
+          <w:szCs w:val="24"/>
+        </w:rPr>
+        <w:t>You are walking through a dark forest and find two items: a MATCH and a FLASHLIGHT. Which one do you want to pick up?</w:t>
       </w:r>
     </w:p>
     <w:p>
       <w:pPr>
         <w:ind w:left="720"/>
         <w:rPr>
-          <w:rFonts w:ascii="SF UI  Text" w:hAnsi="SF UI  Text"/>
-          <w:sz w:val="24"/>
-          <w:szCs w:val="24"/>
-        </w:rPr>
-      </w:pPr>
+          <w:rFonts w:ascii="Arial" w:hAnsi="Arial" w:cs="Arial"/>
+          <w:sz w:val="24"/>
+          <w:szCs w:val="24"/>
+        </w:rPr>
+      </w:pPr>
+      <w:r>
+        <w:rPr>
+          <w:rFonts w:ascii="Arial" w:hAnsi="Arial" w:cs="Arial"/>
+          <w:sz w:val="24"/>
+          <w:szCs w:val="24"/>
+        </w:rPr>
+        <w:t>You pick up the match and strike it, and for an instant, the forest around you is illuminated. You see a large grizzly bear, and then the match burns out. Do you want to RUN, or HIDE behind a tree?</w:t>
+      </w:r>
+    </w:p>
+    <w:p>
+      <w:pPr>
+        <w:ind w:left="1440"/>
+        <w:rPr>
+          <w:rFonts w:ascii="Arial" w:hAnsi="Arial" w:cs="Arial"/>
+          <w:sz w:val="24"/>
+          <w:szCs w:val="24"/>
+        </w:rPr>
+      </w:pPr>
+      <w:r>
+        <w:rPr>
+          <w:rFonts w:ascii="Arial" w:hAnsi="Arial" w:cs="Arial"/>
+          <w:sz w:val="24"/>
+          <w:szCs w:val="24"/>
+        </w:rPr>
+        <w:t>You run</w:t>
+      </w:r>
+      <w:r>
+        <w:rPr>
+          <w:rFonts w:ascii="Arial" w:hAnsi="Arial" w:cs="Arial"/>
+          <w:sz w:val="24"/>
+          <w:szCs w:val="24"/>
+        </w:rPr>
+        <w:t xml:space="preserve"> and the grizzly bear catches up to you. You have no choice but to fight it or accept your death. Do you want to FIGHT it or accept DEATH?</w:t>
+      </w:r>
+    </w:p>
+    <w:p>
+      <w:pPr>
+        <w:ind w:left="2160"/>
+        <w:rPr>
+          <w:rFonts w:ascii="Arial" w:hAnsi="Arial" w:cs="Arial"/>
+          <w:sz w:val="24"/>
+          <w:szCs w:val="24"/>
+        </w:rPr>
+      </w:pPr>
+      <w:r>
+        <w:rPr>
+          <w:rFonts w:ascii="Arial" w:hAnsi="Arial" w:cs="Arial"/>
+          <w:sz w:val="24"/>
+          <w:szCs w:val="24"/>
+        </w:rPr>
+        <w:t xml:space="preserve">You fight it and a struggles ensues. You break the bear’s arm but </w:t>
+      </w:r>
+      <w:r>
+        <w:rPr>
+          <w:rFonts w:ascii="Arial" w:hAnsi="Arial" w:cs="Arial"/>
+          <w:sz w:val="24"/>
+          <w:szCs w:val="24"/>
+        </w:rPr>
+        <w:t xml:space="preserve">it </w:t>
+      </w:r>
+      <w:r>
+        <w:rPr>
+          <w:rFonts w:ascii="Arial" w:hAnsi="Arial" w:cs="Arial"/>
+          <w:sz w:val="24"/>
+          <w:szCs w:val="24"/>
+        </w:rPr>
+        <w:t>slashes your throat open and nearly decapitates you.</w:t>
+      </w:r>
+    </w:p>
+    <w:p>
+      <w:pPr>
+        <w:ind w:left="2160"/>
+        <w:rPr>
+          <w:rFonts w:ascii="Arial" w:hAnsi="Arial" w:cs="Arial"/>
+          <w:sz w:val="24"/>
+          <w:szCs w:val="24"/>
+        </w:rPr>
+      </w:pPr>
+      <w:r>
+        <w:rPr>
+          <w:rFonts w:ascii="Arial" w:hAnsi="Arial" w:cs="Arial"/>
+          <w:sz w:val="24"/>
+          <w:szCs w:val="24"/>
+        </w:rPr>
+        <w:t>You accept death, but then all of the sudden, a little old lady riding a strange creature appears out of nowhere, saves you, and takes you to their house for cookies and wine.</w:t>
+      </w:r>
+    </w:p>
+    <w:p>
+      <w:pPr>
+        <w:ind w:left="1440"/>
+        <w:rPr>
+          <w:rFonts w:ascii="Arial" w:hAnsi="Arial" w:cs="Arial"/>
+          <w:sz w:val="24"/>
+          <w:szCs w:val="24"/>
+        </w:rPr>
+      </w:pPr>
+      <w:r>
+        <w:rPr>
+          <w:rFonts w:ascii="Arial" w:hAnsi="Arial" w:cs="Arial"/>
+          <w:sz w:val="24"/>
+          <w:szCs w:val="24"/>
+        </w:rPr>
+        <w:t>You hide</w:t>
+      </w:r>
+      <w:r>
+        <w:rPr>
+          <w:rFonts w:ascii="Arial" w:hAnsi="Arial" w:cs="Arial"/>
+          <w:sz w:val="24"/>
+          <w:szCs w:val="24"/>
+        </w:rPr>
+        <w:t xml:space="preserve"> behind a tree and all of the sudden, a little old lady appears and offers to take you in. Do you ACCEPT or REFUSE her invitation?</w:t>
+      </w:r>
+    </w:p>
+    <w:p>
+      <w:pPr>
+        <w:ind w:left="2160"/>
+        <w:rPr>
+          <w:rFonts w:ascii="Arial" w:hAnsi="Arial" w:cs="Arial"/>
+          <w:sz w:val="24"/>
+          <w:szCs w:val="24"/>
+        </w:rPr>
+      </w:pPr>
+      <w:r>
+        <w:rPr>
+          <w:rFonts w:ascii="Arial" w:hAnsi="Arial" w:cs="Arial"/>
+          <w:sz w:val="24"/>
+          <w:szCs w:val="24"/>
+        </w:rPr>
+        <w:t>You accept her invitation</w:t>
+      </w:r>
+      <w:r>
+        <w:rPr>
+          <w:rFonts w:ascii="Arial" w:hAnsi="Arial" w:cs="Arial"/>
+          <w:sz w:val="24"/>
+          <w:szCs w:val="24"/>
+        </w:rPr>
+        <w:t xml:space="preserve"> and she </w:t>
+      </w:r>
+      <w:proofErr w:type="gramStart"/>
+      <w:r>
+        <w:rPr>
+          <w:rFonts w:ascii="Arial" w:hAnsi="Arial" w:cs="Arial"/>
+          <w:sz w:val="24"/>
+          <w:szCs w:val="24"/>
+        </w:rPr>
+        <w:t>lets</w:t>
+      </w:r>
+      <w:proofErr w:type="gramEnd"/>
+      <w:r>
+        <w:rPr>
+          <w:rFonts w:ascii="Arial" w:hAnsi="Arial" w:cs="Arial"/>
+          <w:sz w:val="24"/>
+          <w:szCs w:val="24"/>
+        </w:rPr>
+        <w:t xml:space="preserve"> you inside her house and gives you cookies and wine and offers you a place to stay for the night.</w:t>
+      </w:r>
+    </w:p>
+    <w:p>
+      <w:pPr>
+        <w:ind w:left="2160"/>
+        <w:rPr>
+          <w:rFonts w:ascii="Arial" w:hAnsi="Arial" w:cs="Arial"/>
+          <w:sz w:val="24"/>
+          <w:szCs w:val="24"/>
+        </w:rPr>
+      </w:pPr>
+      <w:r>
+        <w:rPr>
+          <w:rFonts w:ascii="Arial" w:hAnsi="Arial" w:cs="Arial"/>
+          <w:sz w:val="24"/>
+          <w:szCs w:val="24"/>
+        </w:rPr>
+        <w:t>You refuse her invitation</w:t>
+      </w:r>
+      <w:r>
+        <w:rPr>
+          <w:rFonts w:ascii="Arial" w:hAnsi="Arial" w:cs="Arial"/>
+          <w:sz w:val="24"/>
+          <w:szCs w:val="24"/>
+        </w:rPr>
+        <w:t xml:space="preserve"> and she sends her pet monster, a strange creature to eat you. </w:t>
+      </w:r>
+      <w:r>
+        <w:rPr>
+          <w:rFonts w:ascii="Arial" w:hAnsi="Arial" w:cs="Arial"/>
+          <w:sz w:val="24"/>
+          <w:szCs w:val="24"/>
+        </w:rPr>
+        <w:t>You</w:t>
+      </w:r>
+      <w:r>
+        <w:rPr>
+          <w:rFonts w:ascii="Arial" w:hAnsi="Arial" w:cs="Arial"/>
+          <w:sz w:val="24"/>
+          <w:szCs w:val="24"/>
+        </w:rPr>
+        <w:t xml:space="preserve"> die a painful death by a slashed throat and near-decapitation.</w:t>
+      </w:r>
     </w:p>
     <w:p>
       <w:pPr>
         <w:ind w:left="720"/>
         <w:rPr>
-          <w:rFonts w:ascii="SF UI  Text" w:hAnsi="SF UI  Text"/>
-          <w:sz w:val="24"/>
-          <w:szCs w:val="24"/>
-        </w:rPr>
-      </w:pPr>
-      <w:r>
-        <w:rPr>
-          <w:rFonts w:ascii="SF UI  Text" w:hAnsi="SF UI  Text"/>
-          <w:sz w:val="24"/>
-          <w:szCs w:val="24"/>
-        </w:rPr>
-        <w:t>You pick up the match and strike it, and for an instant, the forest around you is illuminated.</w:t>
-      </w:r>
-      <w:r>
-        <w:rPr>
-          <w:rFonts w:ascii="SF UI  Text" w:hAnsi="SF UI  Text"/>
-          <w:sz w:val="24"/>
-          <w:szCs w:val="24"/>
-        </w:rPr>
-        <w:t xml:space="preserve"> </w:t>
-      </w:r>
-      <w:r>
-        <w:rPr>
-          <w:rFonts w:ascii="SF UI  Text" w:hAnsi="SF UI  Text"/>
-          <w:sz w:val="24"/>
-          <w:szCs w:val="24"/>
-        </w:rPr>
-        <w:t>You see a large grizzly bear, and then the match burns out. Do you want to RUN, or HIDE behind a</w:t>
-      </w:r>
-      <w:r>
-        <w:rPr>
-          <w:rFonts w:ascii="SF UI  Text" w:hAnsi="SF UI  Text"/>
-          <w:sz w:val="24"/>
-          <w:szCs w:val="24"/>
-        </w:rPr>
-        <w:t xml:space="preserve"> </w:t>
-      </w:r>
-      <w:r>
-        <w:rPr>
-          <w:rFonts w:ascii="SF UI  Text" w:hAnsi="SF UI  Text"/>
-          <w:sz w:val="24"/>
-          <w:szCs w:val="24"/>
-        </w:rPr>
-        <w:t>tree?</w:t>
+          <w:rFonts w:ascii="Arial" w:hAnsi="Arial" w:cs="Arial"/>
+          <w:sz w:val="24"/>
+          <w:szCs w:val="24"/>
+        </w:rPr>
+      </w:pPr>
+    </w:p>
+    <w:p>
+      <w:pPr>
+        <w:ind w:left="720"/>
+        <w:rPr>
+          <w:rFonts w:ascii="Arial" w:hAnsi="Arial" w:cs="Arial"/>
+          <w:sz w:val="24"/>
+          <w:szCs w:val="24"/>
+        </w:rPr>
+      </w:pPr>
+    </w:p>
+    <w:p>
+      <w:pPr>
+        <w:ind w:left="720"/>
+        <w:rPr>
+          <w:rFonts w:ascii="Arial" w:hAnsi="Arial" w:cs="Arial"/>
+          <w:sz w:val="24"/>
+          <w:szCs w:val="24"/>
+        </w:rPr>
+      </w:pPr>
+    </w:p>
+    <w:p>
+      <w:pPr>
+        <w:ind w:left="720"/>
+        <w:rPr>
+          <w:rFonts w:ascii="Arial" w:hAnsi="Arial" w:cs="Arial"/>
+          <w:sz w:val="24"/>
+          <w:szCs w:val="24"/>
+        </w:rPr>
+      </w:pPr>
+    </w:p>
+    <w:p>
+      <w:pPr>
+        <w:ind w:left="720"/>
+        <w:rPr>
+          <w:rFonts w:ascii="Arial" w:hAnsi="Arial" w:cs="Arial"/>
+          <w:sz w:val="24"/>
+          <w:szCs w:val="24"/>
+        </w:rPr>
+      </w:pPr>
+    </w:p>
+    <w:p>
+      <w:pPr>
+        <w:ind w:left="720"/>
+        <w:rPr>
+          <w:rFonts w:ascii="Arial" w:hAnsi="Arial" w:cs="Arial"/>
+          <w:sz w:val="24"/>
+          <w:szCs w:val="24"/>
+        </w:rPr>
+      </w:pPr>
+    </w:p>
+    <w:p>
+      <w:pPr>
+        <w:ind w:left="720"/>
+        <w:rPr>
+          <w:rFonts w:ascii="Arial" w:hAnsi="Arial" w:cs="Arial"/>
+          <w:sz w:val="24"/>
+          <w:szCs w:val="24"/>
+        </w:rPr>
+      </w:pPr>
+    </w:p>
+    <w:p>
+      <w:pPr>
+        <w:ind w:left="720"/>
+        <w:rPr>
+          <w:rFonts w:ascii="Arial" w:hAnsi="Arial" w:cs="Arial"/>
+          <w:sz w:val="24"/>
+          <w:szCs w:val="24"/>
+        </w:rPr>
+      </w:pPr>
+    </w:p>
+    <w:p>
+      <w:pPr>
+        <w:ind w:left="720"/>
+        <w:rPr>
+          <w:rFonts w:ascii="Arial" w:hAnsi="Arial" w:cs="Arial"/>
+          <w:sz w:val="24"/>
+          <w:szCs w:val="24"/>
+        </w:rPr>
+      </w:pPr>
+    </w:p>
+    <w:p>
+      <w:pPr>
+        <w:ind w:left="720"/>
+        <w:rPr>
+          <w:rFonts w:ascii="Arial" w:hAnsi="Arial" w:cs="Arial"/>
+          <w:sz w:val="24"/>
+          <w:szCs w:val="24"/>
+        </w:rPr>
+      </w:pPr>
+      <w:r>
+        <w:rPr>
+          <w:rFonts w:ascii="Arial" w:hAnsi="Arial" w:cs="Arial"/>
+          <w:sz w:val="24"/>
+          <w:szCs w:val="24"/>
+        </w:rPr>
+        <w:lastRenderedPageBreak/>
+        <w:t>You pick up the flashlight and turn it on. You see the pathway lit up in front of you, but you thought you also heard something off to the side. Do you want to FOLLOW the path or LOOK in the trees for the thing that made the noise?</w:t>
       </w:r>
     </w:p>
     <w:p>
       <w:pPr>
         <w:ind w:left="1440"/>
         <w:rPr>
-          <w:rFonts w:ascii="SF UI  Text" w:hAnsi="SF UI  Text"/>
-          <w:sz w:val="24"/>
-          <w:szCs w:val="24"/>
-        </w:rPr>
-      </w:pPr>
-      <w:r>
-        <w:rPr>
-          <w:rFonts w:ascii="SF UI  Text" w:hAnsi="SF UI  Text"/>
-          <w:sz w:val="24"/>
-          <w:szCs w:val="24"/>
-        </w:rPr>
-        <w:t>You run</w:t>
-      </w:r>
-      <w:r>
-        <w:rPr>
-          <w:rFonts w:ascii="SF UI  Text" w:hAnsi="SF UI  Text"/>
-          <w:sz w:val="24"/>
-          <w:szCs w:val="24"/>
-        </w:rPr>
-        <w:t xml:space="preserve"> and the grizzly bear catches up to you. You have no choice but to fight it or accept your death. Do you want to FIGHT it or accept DEATH?</w:t>
+          <w:rFonts w:ascii="Arial" w:hAnsi="Arial" w:cs="Arial"/>
+          <w:sz w:val="24"/>
+          <w:szCs w:val="24"/>
+        </w:rPr>
+      </w:pPr>
+      <w:r>
+        <w:rPr>
+          <w:rFonts w:ascii="Arial" w:hAnsi="Arial" w:cs="Arial"/>
+          <w:sz w:val="24"/>
+          <w:szCs w:val="24"/>
+        </w:rPr>
+        <w:t>You follow the path and you eventually come upon a house. You aren’t sure if you want to go inside or not, because you don’t want to risk anything. Do you want to go INSIDE the house or go AROUND it?</w:t>
       </w:r>
     </w:p>
     <w:p>
       <w:pPr>
         <w:ind w:left="2160"/>
         <w:rPr>
-          <w:rFonts w:ascii="SF UI  Text" w:hAnsi="SF UI  Text"/>
-          <w:sz w:val="24"/>
-          <w:szCs w:val="24"/>
-        </w:rPr>
-      </w:pPr>
-      <w:r>
-        <w:rPr>
-          <w:rFonts w:ascii="SF UI  Text" w:hAnsi="SF UI  Text"/>
-          <w:sz w:val="24"/>
-          <w:szCs w:val="24"/>
-        </w:rPr>
-        <w:t xml:space="preserve">You fight it and a struggles ensues. You break the bear’s arm but </w:t>
-      </w:r>
-      <w:r>
-        <w:rPr>
-          <w:rFonts w:ascii="SF UI  Text" w:hAnsi="SF UI  Text"/>
-          <w:sz w:val="24"/>
-          <w:szCs w:val="24"/>
-        </w:rPr>
-        <w:t xml:space="preserve">it </w:t>
-      </w:r>
-      <w:r>
-        <w:rPr>
-          <w:rFonts w:ascii="SF UI  Text" w:hAnsi="SF UI  Text"/>
-          <w:sz w:val="24"/>
-          <w:szCs w:val="24"/>
-        </w:rPr>
-        <w:t>slashes your throat open and nearly decapitates you.</w:t>
+          <w:rFonts w:ascii="Arial" w:hAnsi="Arial" w:cs="Arial"/>
+          <w:sz w:val="24"/>
+          <w:szCs w:val="24"/>
+        </w:rPr>
+      </w:pPr>
+      <w:r>
+        <w:rPr>
+          <w:rFonts w:ascii="Arial" w:hAnsi="Arial" w:cs="Arial"/>
+          <w:sz w:val="24"/>
+          <w:szCs w:val="24"/>
+        </w:rPr>
+        <w:t>You go inside the house and you meet a</w:t>
+      </w:r>
+      <w:r>
+        <w:rPr>
+          <w:rFonts w:ascii="Arial" w:hAnsi="Arial" w:cs="Arial"/>
+          <w:sz w:val="24"/>
+          <w:szCs w:val="24"/>
+        </w:rPr>
+        <w:t xml:space="preserve"> little old lady</w:t>
+      </w:r>
+      <w:r>
+        <w:rPr>
+          <w:rFonts w:ascii="Arial" w:hAnsi="Arial" w:cs="Arial"/>
+          <w:sz w:val="24"/>
+          <w:szCs w:val="24"/>
+        </w:rPr>
+        <w:t xml:space="preserve">. She gives you </w:t>
+      </w:r>
+      <w:r>
+        <w:rPr>
+          <w:rFonts w:ascii="Arial" w:hAnsi="Arial" w:cs="Arial"/>
+          <w:sz w:val="24"/>
+          <w:szCs w:val="24"/>
+        </w:rPr>
+        <w:t xml:space="preserve">cookies and wine </w:t>
+      </w:r>
+      <w:r>
+        <w:rPr>
+          <w:rFonts w:ascii="Arial" w:hAnsi="Arial" w:cs="Arial"/>
+          <w:sz w:val="24"/>
+          <w:szCs w:val="24"/>
+        </w:rPr>
+        <w:t xml:space="preserve">and </w:t>
+      </w:r>
+      <w:r>
+        <w:rPr>
+          <w:rFonts w:ascii="Arial" w:hAnsi="Arial" w:cs="Arial"/>
+          <w:sz w:val="24"/>
+          <w:szCs w:val="24"/>
+        </w:rPr>
+        <w:t>offers to let you stay for the night.</w:t>
       </w:r>
     </w:p>
     <w:p>
       <w:pPr>
         <w:ind w:left="2160"/>
         <w:rPr>
-          <w:rFonts w:ascii="SF UI  Text" w:hAnsi="SF UI  Text"/>
-          <w:sz w:val="24"/>
-          <w:szCs w:val="24"/>
-        </w:rPr>
-      </w:pPr>
-      <w:r>
-        <w:rPr>
-          <w:rFonts w:ascii="SF UI  Text" w:hAnsi="SF UI  Text"/>
-          <w:sz w:val="24"/>
-          <w:szCs w:val="24"/>
-        </w:rPr>
-        <w:t>You accept death, but then all of the sudden, a little old lady riding a strange creature appears out of nowhere, saves you, and takes you to their house for cookies and wine.</w:t>
+          <w:rFonts w:ascii="Arial" w:hAnsi="Arial" w:cs="Arial"/>
+          <w:sz w:val="24"/>
+          <w:szCs w:val="24"/>
+        </w:rPr>
+      </w:pPr>
+      <w:r>
+        <w:rPr>
+          <w:rFonts w:ascii="Arial" w:hAnsi="Arial" w:cs="Arial"/>
+          <w:sz w:val="24"/>
+          <w:szCs w:val="24"/>
+        </w:rPr>
+        <w:t xml:space="preserve">You go around the house and your ambushed by a strange creature </w:t>
+      </w:r>
+      <w:r>
+        <w:rPr>
+          <w:rFonts w:ascii="Arial" w:hAnsi="Arial" w:cs="Arial"/>
+          <w:sz w:val="24"/>
+          <w:szCs w:val="24"/>
+        </w:rPr>
+        <w:t>from the trees</w:t>
+      </w:r>
+      <w:r>
+        <w:rPr>
+          <w:rFonts w:ascii="Arial" w:hAnsi="Arial" w:cs="Arial"/>
+          <w:sz w:val="24"/>
+          <w:szCs w:val="24"/>
+        </w:rPr>
+        <w:t>, and you die.</w:t>
       </w:r>
     </w:p>
     <w:p>
       <w:pPr>
         <w:ind w:left="1440"/>
         <w:rPr>
-          <w:rFonts w:ascii="SF UI  Text" w:hAnsi="SF UI  Text"/>
-          <w:sz w:val="24"/>
-          <w:szCs w:val="24"/>
-        </w:rPr>
-      </w:pPr>
-      <w:r>
-        <w:rPr>
-          <w:rFonts w:ascii="SF UI  Text" w:hAnsi="SF UI  Text"/>
-          <w:sz w:val="24"/>
-          <w:szCs w:val="24"/>
-        </w:rPr>
-        <w:t>You hide</w:t>
-      </w:r>
-      <w:r>
-        <w:rPr>
-          <w:rFonts w:ascii="SF UI  Text" w:hAnsi="SF UI  Text"/>
-          <w:sz w:val="24"/>
-          <w:szCs w:val="24"/>
-        </w:rPr>
-        <w:t xml:space="preserve"> behind a tree and all of the sudden, a little old lady appears and offers to take you in. Do you ACCEPT or REFUSE her invitation?</w:t>
+          <w:rFonts w:ascii="Arial" w:hAnsi="Arial" w:cs="Arial"/>
+          <w:sz w:val="24"/>
+          <w:szCs w:val="24"/>
+        </w:rPr>
+      </w:pPr>
+      <w:r>
+        <w:rPr>
+          <w:rFonts w:ascii="Arial" w:hAnsi="Arial" w:cs="Arial"/>
+          <w:sz w:val="24"/>
+          <w:szCs w:val="24"/>
+        </w:rPr>
+        <w:t>You look in the trees and you see a strange creature lunge out at you. You’re pretty scared at this point but do you decide to FIGHT it or RUN?</w:t>
       </w:r>
     </w:p>
     <w:p>
       <w:pPr>
         <w:ind w:left="2160"/>
         <w:rPr>
-          <w:rFonts w:ascii="SF UI  Text" w:hAnsi="SF UI  Text"/>
-          <w:sz w:val="24"/>
-          <w:szCs w:val="24"/>
-        </w:rPr>
-      </w:pPr>
-      <w:r>
-        <w:rPr>
-          <w:rFonts w:ascii="SF UI  Text" w:hAnsi="SF UI  Text"/>
-          <w:sz w:val="24"/>
-          <w:szCs w:val="24"/>
-        </w:rPr>
-        <w:t>You accept her invitation</w:t>
-      </w:r>
-      <w:r>
-        <w:rPr>
-          <w:rFonts w:ascii="SF UI  Text" w:hAnsi="SF UI  Text"/>
-          <w:sz w:val="24"/>
-          <w:szCs w:val="24"/>
-        </w:rPr>
-        <w:t xml:space="preserve"> and she </w:t>
-      </w:r>
-      <w:proofErr w:type="gramStart"/>
-      <w:r>
-        <w:rPr>
-          <w:rFonts w:ascii="SF UI  Text" w:hAnsi="SF UI  Text"/>
-          <w:sz w:val="24"/>
-          <w:szCs w:val="24"/>
-        </w:rPr>
-        <w:t>lets</w:t>
-      </w:r>
-      <w:proofErr w:type="gramEnd"/>
-      <w:r>
-        <w:rPr>
-          <w:rFonts w:ascii="SF UI  Text" w:hAnsi="SF UI  Text"/>
-          <w:sz w:val="24"/>
-          <w:szCs w:val="24"/>
-        </w:rPr>
-        <w:t xml:space="preserve"> you inside her house and gives you cookies and wine and offers you a place to stay for the night.</w:t>
+          <w:rFonts w:ascii="Arial" w:hAnsi="Arial" w:cs="Arial"/>
+          <w:sz w:val="24"/>
+          <w:szCs w:val="24"/>
+        </w:rPr>
+      </w:pPr>
+      <w:r>
+        <w:rPr>
+          <w:rFonts w:ascii="Arial" w:hAnsi="Arial" w:cs="Arial"/>
+          <w:sz w:val="24"/>
+          <w:szCs w:val="24"/>
+        </w:rPr>
+        <w:t>You fight the creature but lose when it slashes your throat open and nearly decapitates you.</w:t>
       </w:r>
     </w:p>
     <w:p>
       <w:pPr>
         <w:ind w:left="2160"/>
         <w:rPr>
-          <w:rFonts w:ascii="SF UI  Text" w:hAnsi="SF UI  Text"/>
-          <w:sz w:val="24"/>
-          <w:szCs w:val="24"/>
-        </w:rPr>
-      </w:pPr>
-      <w:r>
-        <w:rPr>
-          <w:rFonts w:ascii="SF UI  Text" w:hAnsi="SF UI  Text"/>
-          <w:sz w:val="24"/>
-          <w:szCs w:val="24"/>
-        </w:rPr>
-        <w:t>You refuse her invitation</w:t>
-      </w:r>
-      <w:r>
-        <w:rPr>
-          <w:rFonts w:ascii="SF UI  Text" w:hAnsi="SF UI  Text"/>
-          <w:sz w:val="24"/>
-          <w:szCs w:val="24"/>
-        </w:rPr>
-        <w:t xml:space="preserve"> and she sends her pet monster, a strange creature to eat you. </w:t>
-      </w:r>
-      <w:r>
-        <w:rPr>
-          <w:rFonts w:ascii="SF UI  Text" w:hAnsi="SF UI  Text"/>
-          <w:sz w:val="24"/>
-          <w:szCs w:val="24"/>
-        </w:rPr>
-        <w:t>You</w:t>
-      </w:r>
-      <w:r>
-        <w:rPr>
-          <w:rFonts w:ascii="SF UI  Text" w:hAnsi="SF UI  Text"/>
-          <w:sz w:val="24"/>
-          <w:szCs w:val="24"/>
-        </w:rPr>
-        <w:t xml:space="preserve"> die a painful death by a slashed throat and near-decapitation.</w:t>
-      </w:r>
-    </w:p>
-    <w:p>
-      <w:pPr>
-        <w:ind w:left="1440"/>
-        <w:rPr>
-          <w:rFonts w:ascii="SF UI  Text" w:hAnsi="SF UI  Text"/>
-          <w:sz w:val="24"/>
-          <w:szCs w:val="24"/>
-        </w:rPr>
-      </w:pPr>
-    </w:p>
-    <w:p>
-      <w:pPr>
-        <w:ind w:left="1440"/>
-        <w:rPr>
-          <w:rFonts w:ascii="SF UI  Text" w:hAnsi="SF UI  Text"/>
-          <w:sz w:val="24"/>
-          <w:szCs w:val="24"/>
-        </w:rPr>
-      </w:pPr>
-      <w:r>
-        <w:rPr>
-          <w:rFonts w:ascii="SF UI  Text" w:hAnsi="SF UI  Text"/>
-          <w:sz w:val="24"/>
-          <w:szCs w:val="24"/>
-        </w:rPr>
-        <w:tab/>
-      </w:r>
-    </w:p>
-    <w:p>
-      <w:pPr>
-        <w:ind w:left="720"/>
-        <w:rPr>
-          <w:rFonts w:ascii="SF UI  Text" w:hAnsi="SF UI  Text"/>
-          <w:sz w:val="24"/>
-          <w:szCs w:val="24"/>
-        </w:rPr>
-      </w:pPr>
-    </w:p>
-    <w:p>
-      <w:pPr>
-        <w:ind w:left="720"/>
-        <w:rPr>
-          <w:rFonts w:ascii="SF UI  Text" w:hAnsi="SF UI  Text"/>
-          <w:sz w:val="24"/>
-          <w:szCs w:val="24"/>
-        </w:rPr>
-      </w:pPr>
-    </w:p>
-    <w:p>
-      <w:pPr>
-        <w:ind w:left="720"/>
-        <w:rPr>
-          <w:rFonts w:ascii="SF UI  Text" w:hAnsi="SF UI  Text"/>
-          <w:sz w:val="24"/>
-          <w:szCs w:val="24"/>
-        </w:rPr>
-      </w:pPr>
-    </w:p>
-    <w:p>
-      <w:pPr>
-        <w:ind w:left="720"/>
-        <w:rPr>
-          <w:rFonts w:ascii="SF UI  Text" w:hAnsi="SF UI  Text"/>
-          <w:sz w:val="24"/>
-          <w:szCs w:val="24"/>
-        </w:rPr>
-      </w:pPr>
-    </w:p>
-    <w:p>
-      <w:pPr>
-        <w:ind w:left="720"/>
-        <w:rPr>
-          <w:rFonts w:ascii="SF UI  Text" w:hAnsi="SF UI  Text"/>
-          <w:sz w:val="24"/>
-          <w:szCs w:val="24"/>
-        </w:rPr>
-      </w:pPr>
-    </w:p>
-    <w:p>
-      <w:pPr>
-        <w:ind w:left="720"/>
-        <w:rPr>
-          <w:rFonts w:ascii="SF UI  Text" w:hAnsi="SF UI  Text"/>
-          <w:sz w:val="24"/>
-          <w:szCs w:val="24"/>
-        </w:rPr>
-      </w:pPr>
-    </w:p>
-    <w:p>
-      <w:pPr>
-        <w:rPr>
-          <w:rFonts w:ascii="SF UI  Text" w:hAnsi="SF UI  Text"/>
-          <w:sz w:val="24"/>
-          <w:szCs w:val="24"/>
-        </w:rPr>
-      </w:pPr>
-    </w:p>
-    <w:p>
-      <w:pPr>
-        <w:ind w:left="720"/>
-        <w:rPr>
-          <w:rFonts w:ascii="SF UI  Text" w:hAnsi="SF UI  Text"/>
-          <w:sz w:val="24"/>
-          <w:szCs w:val="24"/>
-        </w:rPr>
-      </w:pPr>
-      <w:r>
-        <w:rPr>
-          <w:rFonts w:ascii="SF UI  Text" w:hAnsi="SF UI  Text"/>
-          <w:sz w:val="24"/>
-          <w:szCs w:val="24"/>
-        </w:rPr>
-        <w:lastRenderedPageBreak/>
-        <w:t>You pick up the flashlight and turn it on. You see the pathway lit up in front of you, but you</w:t>
-      </w:r>
-      <w:r>
-        <w:rPr>
-          <w:rFonts w:ascii="SF UI  Text" w:hAnsi="SF UI  Text"/>
-          <w:sz w:val="24"/>
-          <w:szCs w:val="24"/>
-        </w:rPr>
-        <w:t xml:space="preserve"> </w:t>
-      </w:r>
-      <w:r>
-        <w:rPr>
-          <w:rFonts w:ascii="SF UI  Text" w:hAnsi="SF UI  Text"/>
-          <w:sz w:val="24"/>
-          <w:szCs w:val="24"/>
-        </w:rPr>
-        <w:t>thought you also heard something off to the side. Do you want to FOLLOW the path or LOOK in</w:t>
-      </w:r>
-      <w:r>
-        <w:rPr>
-          <w:rFonts w:ascii="SF UI  Text" w:hAnsi="SF UI  Text"/>
-          <w:sz w:val="24"/>
-          <w:szCs w:val="24"/>
-        </w:rPr>
-        <w:t xml:space="preserve"> </w:t>
-      </w:r>
-      <w:r>
-        <w:rPr>
-          <w:rFonts w:ascii="SF UI  Text" w:hAnsi="SF UI  Text"/>
-          <w:sz w:val="24"/>
-          <w:szCs w:val="24"/>
-        </w:rPr>
-        <w:t>the trees for the thing that made the noise?</w:t>
-      </w:r>
-    </w:p>
-    <w:p>
-      <w:pPr>
-        <w:ind w:left="1440"/>
-        <w:rPr>
-          <w:rFonts w:ascii="SF UI  Text" w:hAnsi="SF UI  Text"/>
-          <w:sz w:val="24"/>
-          <w:szCs w:val="24"/>
-        </w:rPr>
-      </w:pPr>
-      <w:r>
-        <w:rPr>
-          <w:rFonts w:ascii="SF UI  Text" w:hAnsi="SF UI  Text"/>
-          <w:sz w:val="24"/>
-          <w:szCs w:val="24"/>
-        </w:rPr>
-        <w:t>You follow the path and you eventually come upon a house. You aren’t sure if you want to go inside or not, because you don’t want to risk anything. Do you want to go INSIDE the house or go AROUND it?</w:t>
-      </w:r>
-    </w:p>
-    <w:p>
-      <w:pPr>
-        <w:ind w:left="2160"/>
-        <w:rPr>
-          <w:rFonts w:ascii="SF UI  Text" w:hAnsi="SF UI  Text"/>
-          <w:sz w:val="24"/>
-          <w:szCs w:val="24"/>
-        </w:rPr>
-      </w:pPr>
-      <w:r>
-        <w:rPr>
-          <w:rFonts w:ascii="SF UI  Text" w:hAnsi="SF UI  Text"/>
-          <w:sz w:val="24"/>
-          <w:szCs w:val="24"/>
-        </w:rPr>
-        <w:t>You go inside the house and you meet a</w:t>
-      </w:r>
-      <w:r>
-        <w:rPr>
-          <w:rFonts w:ascii="SF UI  Text" w:hAnsi="SF UI  Text"/>
-          <w:sz w:val="24"/>
-          <w:szCs w:val="24"/>
-        </w:rPr>
-        <w:t xml:space="preserve"> little old lady</w:t>
-      </w:r>
-      <w:r>
-        <w:rPr>
-          <w:rFonts w:ascii="SF UI  Text" w:hAnsi="SF UI  Text"/>
-          <w:sz w:val="24"/>
-          <w:szCs w:val="24"/>
-        </w:rPr>
-        <w:t xml:space="preserve">. She gives you </w:t>
-      </w:r>
-      <w:r>
-        <w:rPr>
-          <w:rFonts w:ascii="SF UI  Text" w:hAnsi="SF UI  Text"/>
-          <w:sz w:val="24"/>
-          <w:szCs w:val="24"/>
-        </w:rPr>
-        <w:t xml:space="preserve">cookies and wine </w:t>
-      </w:r>
-      <w:r>
-        <w:rPr>
-          <w:rFonts w:ascii="SF UI  Text" w:hAnsi="SF UI  Text"/>
-          <w:sz w:val="24"/>
-          <w:szCs w:val="24"/>
-        </w:rPr>
-        <w:t xml:space="preserve">and </w:t>
-      </w:r>
-      <w:r>
-        <w:rPr>
-          <w:rFonts w:ascii="SF UI  Text" w:hAnsi="SF UI  Text"/>
-          <w:sz w:val="24"/>
-          <w:szCs w:val="24"/>
-        </w:rPr>
-        <w:t>offers to let you stay for the night.</w:t>
-      </w:r>
-    </w:p>
-    <w:p>
-      <w:pPr>
-        <w:ind w:left="2160"/>
-        <w:rPr>
-          <w:rFonts w:ascii="SF UI  Text" w:hAnsi="SF UI  Text"/>
-          <w:sz w:val="24"/>
-          <w:szCs w:val="24"/>
-        </w:rPr>
-      </w:pPr>
-      <w:r>
-        <w:rPr>
-          <w:rFonts w:ascii="SF UI  Text" w:hAnsi="SF UI  Text"/>
-          <w:sz w:val="24"/>
-          <w:szCs w:val="24"/>
-        </w:rPr>
-        <w:t xml:space="preserve">You go around the house and your ambushed by a strange creature </w:t>
-      </w:r>
-      <w:r>
-        <w:rPr>
-          <w:rFonts w:ascii="SF UI  Text" w:hAnsi="SF UI  Text"/>
-          <w:sz w:val="24"/>
-          <w:szCs w:val="24"/>
-        </w:rPr>
-        <w:t>from the trees</w:t>
-      </w:r>
-      <w:r>
-        <w:rPr>
-          <w:rFonts w:ascii="SF UI  Text" w:hAnsi="SF UI  Text"/>
-          <w:sz w:val="24"/>
-          <w:szCs w:val="24"/>
-        </w:rPr>
-        <w:t>, and you die.</w:t>
-      </w:r>
-    </w:p>
-    <w:p>
-      <w:pPr>
-        <w:ind w:left="1440"/>
-        <w:rPr>
-          <w:rFonts w:ascii="SF UI  Text" w:hAnsi="SF UI  Text"/>
-          <w:sz w:val="24"/>
-          <w:szCs w:val="24"/>
-        </w:rPr>
-      </w:pPr>
-      <w:r>
-        <w:rPr>
-          <w:rFonts w:ascii="SF UI  Text" w:hAnsi="SF UI  Text"/>
-          <w:sz w:val="24"/>
-          <w:szCs w:val="24"/>
-        </w:rPr>
-        <w:t>You look in the trees and you see a strange creature lunge out at you. You’re pretty scared at this point but do you decide to FIGHT it or RUN?</w:t>
-      </w:r>
-    </w:p>
-    <w:p>
-      <w:pPr>
-        <w:ind w:left="2160"/>
-        <w:rPr>
-          <w:rFonts w:ascii="SF UI  Text" w:hAnsi="SF UI  Text"/>
-          <w:sz w:val="24"/>
-          <w:szCs w:val="24"/>
-        </w:rPr>
-      </w:pPr>
-      <w:r>
-        <w:rPr>
-          <w:rFonts w:ascii="SF UI  Text" w:hAnsi="SF UI  Text"/>
-          <w:sz w:val="24"/>
-          <w:szCs w:val="24"/>
-        </w:rPr>
-        <w:t>You fight the creature but lose when it slashes your throat open and nearly decapitates you.</w:t>
-      </w:r>
-    </w:p>
-    <w:p>
-      <w:pPr>
-        <w:ind w:left="2160"/>
-        <w:rPr>
-          <w:rFonts w:ascii="SF UI  Text" w:hAnsi="SF UI  Text"/>
-          <w:sz w:val="24"/>
-          <w:szCs w:val="24"/>
-        </w:rPr>
-      </w:pPr>
-      <w:r>
-        <w:rPr>
-          <w:rFonts w:ascii="SF UI  Text" w:hAnsi="SF UI  Text"/>
-          <w:sz w:val="24"/>
-          <w:szCs w:val="24"/>
-        </w:rPr>
-        <w:t xml:space="preserve">You run from the creature but it catches up to you, </w:t>
-      </w:r>
-      <w:r>
-        <w:rPr>
-          <w:rFonts w:ascii="SF UI  Text" w:hAnsi="SF UI  Text"/>
-          <w:sz w:val="24"/>
-          <w:szCs w:val="24"/>
-        </w:rPr>
-        <w:t>slashes your throat open and nearly decapitates you.</w:t>
-      </w:r>
-    </w:p>
-    <w:p>
-      <w:pPr>
-        <w:ind w:left="2160"/>
-        <w:rPr>
-          <w:rFonts w:ascii="SF UI  Text" w:hAnsi="SF UI  Text"/>
-          <w:sz w:val="24"/>
-          <w:szCs w:val="24"/>
-        </w:rPr>
-      </w:pPr>
-    </w:p>
-    <w:p>
-      <w:pPr>
-        <w:ind w:left="2160"/>
-        <w:rPr>
-          <w:rFonts w:ascii="SF UI  Text" w:hAnsi="SF UI  Text"/>
-          <w:sz w:val="24"/>
-          <w:szCs w:val="24"/>
-        </w:rPr>
-      </w:pPr>
-    </w:p>
-    <w:p>
-      <w:pPr>
-        <w:ind w:left="2160"/>
-        <w:rPr>
-          <w:rFonts w:ascii="SF UI  Text" w:hAnsi="SF UI  Text"/>
-          <w:sz w:val="24"/>
-          <w:szCs w:val="24"/>
-        </w:rPr>
-      </w:pPr>
-    </w:p>
-    <w:p>
-      <w:pPr>
-        <w:ind w:left="2160"/>
-        <w:rPr>
-          <w:rFonts w:ascii="SF UI  Text" w:hAnsi="SF UI  Text"/>
-          <w:sz w:val="24"/>
-          <w:szCs w:val="24"/>
-        </w:rPr>
-      </w:pPr>
-    </w:p>
-    <w:p>
-      <w:pPr>
-        <w:rPr>
-          <w:rFonts w:ascii="SF UI  Text" w:hAnsi="SF UI  Text"/>
-          <w:sz w:val="24"/>
-          <w:szCs w:val="24"/>
-        </w:rPr>
-      </w:pPr>
+          <w:rFonts w:ascii="Arial" w:hAnsi="Arial" w:cs="Arial"/>
+          <w:sz w:val="24"/>
+          <w:szCs w:val="24"/>
+        </w:rPr>
+      </w:pPr>
+      <w:r>
+        <w:rPr>
+          <w:rFonts w:ascii="Arial" w:hAnsi="Arial" w:cs="Arial"/>
+          <w:sz w:val="24"/>
+          <w:szCs w:val="24"/>
+        </w:rPr>
+        <w:t>You run from the creature but it catches up to you, slashes your throat open and nearly decapitates you.</w:t>
+      </w:r>
     </w:p>
     <w:sectPr>
       <w:pgSz w:w="12240" w:h="15840"/>
